--- a/templates/guarantor-contract.docx
+++ b/templates/guarantor-contract.docx
@@ -149,6 +149,8 @@
             </w:r>
             <w:r>
               <w:rPr>
+                <w:bCs/>
+                <w:b/>
                 <w:rStyle w:val="Strong"/>
                 <w:rFonts w:ascii="Dubai" w:hAnsi="Dubai" w:cs="Dubai" w:hint="cs"/>
                 <w:color w:val="082433"/>
@@ -196,6 +198,8 @@
             </w:r>
             <w:r>
               <w:rPr>
+                <w:bCs/>
+                <w:b/>
                 <w:rStyle w:val="Strong"/>
                 <w:rFonts w:ascii="Dubai" w:hAnsi="Dubai" w:cs="Dubai"/>
                 <w:color w:val="082433"/>
@@ -795,6 +799,8 @@
             </w:r>
             <w:r>
               <w:rPr>
+                <w:bCs/>
+                <w:b/>
                 <w:rFonts w:ascii="Dubai" w:hAnsi="Dubai" w:cs="Dubai"/>
                 <w:color w:val="082433"/>
                 <w:sz w:val="19"/>
@@ -802,7 +808,7 @@
                 <w:rtl/>
                 <w:lang w:bidi="ar-KW"/>
               </w:rPr>
-              <w:t>ا</w:t>
+              <w:t xml:space="preserve">{{tenant_title}}</w:t>
             </w:r>
             <w:r>
               <w:rPr>
@@ -813,7 +819,7 @@
                 <w:rtl/>
                 <w:lang w:bidi="ar-KW"/>
               </w:rPr>
-              <w:t>لسيد</w:t>
+              <w:t xml:space="preserve"/>
             </w:r>
             <w:r>
               <w:rPr>
@@ -823,7 +829,7 @@
                 <w:szCs w:val="19"/>
                 <w:lang w:bidi="ar-KW"/>
               </w:rPr>
-              <w:t>/</w:t>
+              <w:t xml:space="preserve"/>
             </w:r>
             <w:r>
               <w:rPr>
@@ -838,6 +844,8 @@
             </w:r>
             <w:r>
               <w:rPr>
+                <w:bCs/>
+                <w:b/>
                 <w:rFonts w:ascii="Dubai" w:hAnsi="Dubai" w:cs="Dubai" w:hint="cs"/>
                 <w:color w:val="082433"/>
                 <w:sz w:val="19"/>
@@ -913,6 +921,8 @@
             </w:r>
             <w:r>
               <w:rPr>
+                <w:bCs/>
+                <w:b/>
                 <w:rFonts w:ascii="Dubai" w:hAnsi="Dubai" w:cs="Dubai" w:hint="cs"/>
                 <w:color w:val="082433"/>
                 <w:sz w:val="19"/>
@@ -1050,6 +1060,8 @@
                   </w:pPr>
                   <w:r>
                     <w:rPr>
+                      <w:bCs/>
+                      <w:b/>
                       <w:rFonts w:ascii="Dubai" w:hAnsi="Dubai" w:cs="Dubai" w:hint="cs"/>
                       <w:color w:val="082433"/>
                       <w:sz w:val="19"/>
@@ -1126,6 +1138,8 @@
                   </w:pPr>
                   <w:r>
                     <w:rPr>
+                      <w:bCs/>
+                      <w:b/>
                       <w:rFonts w:ascii="Dubai" w:hAnsi="Dubai" w:cs="Dubai" w:hint="cs"/>
                       <w:color w:val="082433"/>
                       <w:sz w:val="19"/>
@@ -1202,6 +1216,8 @@
                   </w:pPr>
                   <w:r>
                     <w:rPr>
+                      <w:bCs/>
+                      <w:b/>
                       <w:rFonts w:ascii="Dubai" w:hAnsi="Dubai" w:cs="Dubai" w:hint="cs"/>
                       <w:color w:val="082433"/>
                       <w:sz w:val="19"/>
@@ -1418,6 +1434,8 @@
             </w:r>
             <w:r>
               <w:rPr>
+                <w:bCs/>
+                <w:b/>
                 <w:rFonts w:ascii="Dubai" w:hAnsi="Dubai" w:cs="Dubai"/>
                 <w:color w:val="082433"/>
                 <w:sz w:val="19"/>
@@ -1425,7 +1443,7 @@
                 <w:rtl/>
                 <w:lang w:bidi="ar-KW"/>
               </w:rPr>
-              <w:t>ا</w:t>
+              <w:t xml:space="preserve">{{guarantor_title}}</w:t>
             </w:r>
             <w:r>
               <w:rPr>
@@ -1436,7 +1454,7 @@
                 <w:rtl/>
                 <w:lang w:bidi="ar-KW"/>
               </w:rPr>
-              <w:t>لسيد</w:t>
+              <w:t xml:space="preserve"/>
             </w:r>
             <w:r>
               <w:rPr>
@@ -1446,7 +1464,7 @@
                 <w:szCs w:val="19"/>
                 <w:lang w:bidi="ar-KW"/>
               </w:rPr>
-              <w:t>/</w:t>
+              <w:t xml:space="preserve"/>
             </w:r>
             <w:r>
               <w:rPr>
@@ -1461,6 +1479,8 @@
             </w:r>
             <w:r>
               <w:rPr>
+                <w:bCs/>
+                <w:b/>
                 <w:rFonts w:ascii="Dubai" w:hAnsi="Dubai" w:cs="Dubai" w:hint="cs"/>
                 <w:color w:val="082433"/>
                 <w:sz w:val="19"/>
@@ -1536,6 +1556,8 @@
             </w:r>
             <w:r>
               <w:rPr>
+                <w:bCs/>
+                <w:b/>
                 <w:rFonts w:ascii="Dubai" w:hAnsi="Dubai" w:cs="Dubai" w:hint="cs"/>
                 <w:color w:val="082433"/>
                 <w:sz w:val="19"/>
@@ -1671,6 +1693,8 @@
                   </w:pPr>
                   <w:r>
                     <w:rPr>
+                      <w:bCs/>
+                      <w:b/>
                       <w:rFonts w:ascii="Dubai" w:hAnsi="Dubai" w:cs="Dubai" w:hint="cs"/>
                       <w:color w:val="082433"/>
                       <w:sz w:val="19"/>
@@ -1745,6 +1769,8 @@
                   </w:pPr>
                   <w:r>
                     <w:rPr>
+                      <w:bCs/>
+                      <w:b/>
                       <w:rFonts w:ascii="Dubai" w:hAnsi="Dubai" w:cs="Dubai" w:hint="cs"/>
                       <w:color w:val="082433"/>
                       <w:sz w:val="19"/>
@@ -1821,6 +1847,8 @@
                   </w:pPr>
                   <w:r>
                     <w:rPr>
+                      <w:bCs/>
+                      <w:b/>
                       <w:rFonts w:ascii="Dubai" w:hAnsi="Dubai" w:cs="Dubai" w:hint="cs"/>
                       <w:color w:val="082433"/>
                       <w:sz w:val="19"/>
@@ -2050,6 +2078,26 @@
               </w:rPr>
               <w:t xml:space="preserve"> وذلك لمحل السكن الذي يقع في المملكة المتحدة </w:t>
             </w:r>
+            <w:r>
+              <w:rPr>
+                <w:bCs/>
+                <w:b/>
+                <w:rFonts w:ascii="Dubai" w:hAnsi="Dubai" w:cs="Dubai"/>
+                <w:sz w:val="19"/>
+                <w:szCs w:val="19"/>
+                <w:rtl/>
+              </w:rPr>
+              <w:t xml:space="preserve">{{uk_property_address}}</w:t>
+            </w:r>
+            <w:r>
+              <w:rPr>
+                <w:rFonts w:ascii="Dubai" w:hAnsi="Dubai" w:cs="Dubai"/>
+                <w:sz w:val="19"/>
+                <w:szCs w:val="19"/>
+                <w:rtl/>
+              </w:rPr>
+              <w:t xml:space="preserve"> </w:t>
+            </w:r>
           </w:p>
           <w:p>
             <w:pPr>
@@ -2368,7 +2416,29 @@
                 <w:szCs w:val="19"/>
                 <w:rtl/>
               </w:rPr>
-              <w:t xml:space="preserve"> {{rent_amount_gbp}} </w:t>
+              <w:t xml:space="preserve"> </w:t>
+            </w:r>
+            <w:r>
+              <w:rPr>
+                <w:bCs/>
+                <w:b/>
+                <w:rFonts w:ascii="Dubai" w:hAnsi="Dubai" w:cs="Dubai" w:hint="cs"/>
+                <w:color w:val="082433"/>
+                <w:sz w:val="19"/>
+                <w:szCs w:val="19"/>
+                <w:rtl/>
+              </w:rPr>
+              <w:t xml:space="preserve">{{rent_amount_gbp}}</w:t>
+            </w:r>
+            <w:r>
+              <w:rPr>
+                <w:rFonts w:ascii="Dubai" w:hAnsi="Dubai" w:cs="Dubai" w:hint="cs"/>
+                <w:color w:val="082433"/>
+                <w:sz w:val="19"/>
+                <w:szCs w:val="19"/>
+                <w:rtl/>
+              </w:rPr>
+              <w:t xml:space="preserve"> </w:t>
             </w:r>
             <w:r>
               <w:rPr>
@@ -4045,6 +4115,7 @@
           <w:tbl>
             <w:tblPr>
               <w:tblStyle w:val="TableGrid"/>
+              <w:jc w:val="right"/>
               <w:bidiVisual/>
               <w:tblW w:w="0" w:type="auto"/>
               <w:tblLayout w:type="fixed"/>
@@ -4091,7 +4162,7 @@
                       <w:sz w:val="19"/>
                       <w:szCs w:val="19"/>
                     </w:rPr>
-                    <w:t xml:space="preserve">: {{rent_amount_gbp}} </w:t>
+                    <w:t xml:space="preserve">: </w:t>
                   </w:r>
                 </w:p>
               </w:tc>
@@ -4114,6 +4185,28 @@
                       <w:rtl/>
                     </w:rPr>
                   </w:pPr>
+                  <w:r>
+                    <w:rPr>
+                      <w:bCs/>
+                      <w:b/>
+                      <w:rFonts w:ascii="Dubai" w:hAnsi="Dubai" w:cs="Dubai"/>
+                      <w:color w:val="082433"/>
+                      <w:sz w:val="19"/>
+                      <w:szCs w:val="19"/>
+                      <w:rtl/>
+                    </w:rPr>
+                    <w:t xml:space="preserve">{{rent_amount_gbp}}</w:t>
+                  </w:r>
+                  <w:r>
+                    <w:rPr>
+                      <w:rFonts w:ascii="Dubai" w:hAnsi="Dubai" w:cs="Dubai"/>
+                      <w:color w:val="082433"/>
+                      <w:sz w:val="19"/>
+                      <w:szCs w:val="19"/>
+                      <w:rtl/>
+                    </w:rPr>
+                    <w:t xml:space="preserve"> </w:t>
+                  </w:r>
                   <w:r>
                     <w:rPr>
                       <w:rFonts w:ascii="Dubai" w:hAnsi="Dubai" w:cs="Dubai"/>
@@ -4219,6 +4312,8 @@
                   </w:r>
                   <w:r>
                     <w:rPr>
+                      <w:bCs/>
+                      <w:b/>
                       <w:rFonts w:ascii="Dubai" w:hAnsi="Dubai" w:cs="Dubai"/>
                       <w:color w:val="082433"/>
                       <w:sz w:val="19"/>
@@ -4467,6 +4562,8 @@
                   </w:r>
                   <w:r>
                     <w:rPr>
+                      <w:bCs/>
+                      <w:b/>
                       <w:rFonts w:ascii="Dubai" w:hAnsi="Dubai" w:cs="Dubai"/>
                       <w:color w:val="082433"/>
                       <w:sz w:val="19"/>
@@ -4518,7 +4615,18 @@
                       <w:sz w:val="19"/>
                       <w:szCs w:val="19"/>
                     </w:rPr>
-                    <w:t xml:space="preserve"> {{contract_end_date}}</w:t>
+                    <w:t xml:space="preserve"> </w:t>
+                  </w:r>
+                  <w:r>
+                    <w:rPr>
+                      <w:bCs/>
+                      <w:b/>
+                      <w:rFonts w:ascii="Dubai" w:hAnsi="Dubai" w:cs="Dubai"/>
+                      <w:color w:val="082433"/>
+                      <w:sz w:val="19"/>
+                      <w:szCs w:val="19"/>
+                    </w:rPr>
+                    <w:t xml:space="preserve">{{contract_end_date}}</w:t>
                   </w:r>
                 </w:p>
               </w:tc>
@@ -8155,7 +8263,7 @@
                 <w:rtl/>
                 <w:lang w:bidi="ar-KW"/>
               </w:rPr>
-              <w:t>السيد/</w:t>
+              <w:t xml:space="preserve">{{tenant_title}}</w:t>
             </w:r>
             <w:r>
               <w:rPr>
@@ -8172,6 +8280,8 @@
             </w:r>
             <w:r>
               <w:rPr>
+                <w:bCs/>
+                <w:b/>
                 <w:rFonts w:ascii="Dubai" w:hAnsi="Dubai" w:cs="Dubai" w:hint="cs"/>
                 <w:color w:val="082433"/>
                 <w:sz w:val="19"/>
@@ -8444,10 +8554,25 @@
                 <w:rtl/>
                 <w:lang w:bidi="ar-KW"/>
               </w:rPr>
-              <w:t xml:space="preserve">السيد/ </w:t>
-            </w:r>
-            <w:r>
-              <w:rPr>
+              <w:t xml:space="preserve">{{guarantor_title}}</w:t>
+            </w:r>
+            <w:r>
+              <w:rPr>
+                <w:rFonts w:ascii="Dubai" w:hAnsi="Dubai" w:cs="Dubai"/>
+                <w:b/>
+                <w:bCs/>
+                <w:color w:val="082433"/>
+                <w:sz w:val="19"/>
+                <w:szCs w:val="19"/>
+                <w:rtl/>
+                <w:lang w:bidi="ar-KW"/>
+              </w:rPr>
+              <w:t xml:space="preserve"> </w:t>
+            </w:r>
+            <w:r>
+              <w:rPr>
+                <w:bCs/>
+                <w:b/>
                 <w:rFonts w:ascii="Dubai" w:hAnsi="Dubai" w:cs="Dubai" w:hint="cs"/>
                 <w:color w:val="082433"/>
                 <w:sz w:val="19"/>

--- a/templates/guarantor-contract.docx
+++ b/templates/guarantor-contract.docx
@@ -954,11 +954,11 @@
               <w:gridCol w:w="1375"/>
               <w:gridCol w:w="1550"/>
               <w:gridCol w:w="664"/>
-              <w:gridCol w:w="1037"/>
+              <w:gridCol w:w="2100"/>
               <w:gridCol w:w="1156"/>
-              <w:gridCol w:w="1507"/>
-              <w:gridCol w:w="1434"/>
-              <w:gridCol w:w="1421"/>
+              <w:gridCol w:w="1800"/>
+              <w:gridCol w:w="750"/>
+              <w:gridCol w:w="749"/>
             </w:tblGrid>
             <w:tr>
               <w:tc>
@@ -1041,6 +1041,7 @@
               <w:tc>
                 <w:tcPr>
                   <w:tcW w:w="1550" w:type="dxa"/>
+                  <w:noWrap/>
                 </w:tcPr>
                 <w:p>
                   <w:pPr>
@@ -1118,7 +1119,8 @@
               </w:tc>
               <w:tc>
                 <w:tcPr>
-                  <w:tcW w:w="1037" w:type="dxa"/>
+                  <w:tcW w:w="2100" w:type="dxa"/>
+                  <w:noWrap/>
                 </w:tcPr>
                 <w:p>
                   <w:pPr>
@@ -1196,7 +1198,8 @@
               </w:tc>
               <w:tc>
                 <w:tcPr>
-                  <w:tcW w:w="1507" w:type="dxa"/>
+                  <w:tcW w:w="1800" w:type="dxa"/>
+                  <w:noWrap/>
                 </w:tcPr>
                 <w:p>
                   <w:pPr>
@@ -1231,7 +1234,7 @@
               </w:tc>
               <w:tc>
                 <w:tcPr>
-                  <w:tcW w:w="1434" w:type="dxa"/>
+                  <w:tcW w:w="750" w:type="dxa"/>
                   <w:vAlign w:val="center"/>
                 </w:tcPr>
                 <w:p>
@@ -1253,7 +1256,7 @@
               </w:tc>
               <w:tc>
                 <w:tcPr>
-                  <w:tcW w:w="1421" w:type="dxa"/>
+                  <w:tcW w:w="749" w:type="dxa"/>
                 </w:tcPr>
                 <w:p>
                   <w:pPr>
@@ -1589,11 +1592,11 @@
               <w:gridCol w:w="1375"/>
               <w:gridCol w:w="1550"/>
               <w:gridCol w:w="664"/>
-              <w:gridCol w:w="1046"/>
+              <w:gridCol w:w="2100"/>
               <w:gridCol w:w="1156"/>
-              <w:gridCol w:w="1507"/>
-              <w:gridCol w:w="1434"/>
-              <w:gridCol w:w="1421"/>
+              <w:gridCol w:w="1800"/>
+              <w:gridCol w:w="750"/>
+              <w:gridCol w:w="749"/>
             </w:tblGrid>
             <w:tr>
               <w:tc>
@@ -1676,6 +1679,7 @@
               <w:tc>
                 <w:tcPr>
                   <w:tcW w:w="1550" w:type="dxa"/>
+                  <w:noWrap/>
                 </w:tcPr>
                 <w:p>
                   <w:pPr>
@@ -1749,7 +1753,8 @@
               </w:tc>
               <w:tc>
                 <w:tcPr>
-                  <w:tcW w:w="1046" w:type="dxa"/>
+                  <w:tcW w:w="2100" w:type="dxa"/>
+                  <w:noWrap/>
                 </w:tcPr>
                 <w:p>
                   <w:pPr>
@@ -1827,7 +1832,8 @@
               </w:tc>
               <w:tc>
                 <w:tcPr>
-                  <w:tcW w:w="1507" w:type="dxa"/>
+                  <w:tcW w:w="1800" w:type="dxa"/>
+                  <w:noWrap/>
                 </w:tcPr>
                 <w:p>
                   <w:pPr>
@@ -1862,7 +1868,7 @@
               </w:tc>
               <w:tc>
                 <w:tcPr>
-                  <w:tcW w:w="1434" w:type="dxa"/>
+                  <w:tcW w:w="750" w:type="dxa"/>
                   <w:vAlign w:val="center"/>
                 </w:tcPr>
                 <w:p>
@@ -1884,7 +1890,7 @@
               </w:tc>
               <w:tc>
                 <w:tcPr>
-                  <w:tcW w:w="1421" w:type="dxa"/>
+                  <w:tcW w:w="749" w:type="dxa"/>
                 </w:tcPr>
                 <w:p>
                   <w:pPr>
